--- a/Sessions Data/Session2-Notes.docx
+++ b/Sessions Data/Session2-Notes.docx
@@ -4124,11 +4124,9 @@
       <w:r>
         <w:t xml:space="preserve">OK $270 per acre feet. </w:t>
       </w:r>
-      <w:proofErr w:type="spellStart"/>
-      <w:r>
-        <w:t>Shes</w:t>
-      </w:r>
-      <w:proofErr w:type="spellEnd"/>
+      <w:r>
+        <w:t>She’s</w:t>
+      </w:r>
       <w:r>
         <w:t xml:space="preserve"> a good negotiator</w:t>
       </w:r>
@@ -4144,7 +4142,10 @@
       </w:pPr>
       <w:proofErr w:type="gramStart"/>
       <w:r>
-        <w:t>SO</w:t>
+        <w:t>S</w:t>
+      </w:r>
+      <w:r>
+        <w:t>o</w:t>
       </w:r>
       <w:proofErr w:type="gramEnd"/>
       <w:r>
@@ -4268,11 +4269,9 @@
       <w:r>
         <w:t xml:space="preserve">I am </w:t>
       </w:r>
-      <w:proofErr w:type="spellStart"/>
-      <w:r>
-        <w:t>alos</w:t>
-      </w:r>
-      <w:proofErr w:type="spellEnd"/>
+      <w:r>
+        <w:t>also</w:t>
+      </w:r>
       <w:r>
         <w:t xml:space="preserve"> looking at how much I am spending. </w:t>
       </w:r>
